--- a/S2 - PRACTICE -  ExpressJS.docx
+++ b/S2 - PRACTICE -  ExpressJS.docx
@@ -73,7 +73,7 @@
           <w:noProof/>
         </w:rPr>
         <w:drawing>
-          <wp:inline distT="0" distB="0" distL="0" distR="0" wp14:anchorId="7576610E" wp14:editId="0BF9A74A">
+          <wp:inline distT="0" distB="0" distL="0" distR="0" wp14:anchorId="7576610E" wp14:editId="3DF05A88">
             <wp:extent cx="189865" cy="189865"/>
             <wp:effectExtent l="0" t="0" r="635" b="635"/>
             <wp:docPr id="7" name="Picture 7"/>
@@ -160,14 +160,7 @@
         <w:rPr>
           <w:rFonts w:asciiTheme="majorHAnsi" w:hAnsiTheme="majorHAnsi" w:cstheme="majorHAnsi"/>
         </w:rPr>
-        <w:t xml:space="preserve"> and run </w:t>
-      </w:r>
-      <w:proofErr w:type="gramStart"/>
-      <w:r>
-        <w:rPr>
-          <w:rFonts w:asciiTheme="majorHAnsi" w:hAnsiTheme="majorHAnsi" w:cstheme="majorHAnsi"/>
-        </w:rPr>
-        <w:t xml:space="preserve">a </w:t>
+        <w:t xml:space="preserve"> and run a </w:t>
       </w:r>
       <w:r>
         <w:rPr>
@@ -175,7 +168,6 @@
         </w:rPr>
         <w:t>express.js</w:t>
       </w:r>
-      <w:proofErr w:type="gramEnd"/>
       <w:r>
         <w:rPr>
           <w:rFonts w:asciiTheme="majorHAnsi" w:hAnsiTheme="majorHAnsi" w:cstheme="majorHAnsi"/>
@@ -256,21 +248,7 @@
         <w:rPr>
           <w:rFonts w:asciiTheme="majorHAnsi" w:hAnsiTheme="majorHAnsi" w:cstheme="majorHAnsi"/>
         </w:rPr>
-        <w:t xml:space="preserve">Parse </w:t>
-      </w:r>
-      <w:proofErr w:type="gramStart"/>
-      <w:r>
-        <w:rPr>
-          <w:rFonts w:asciiTheme="majorHAnsi" w:hAnsiTheme="majorHAnsi" w:cstheme="majorHAnsi"/>
-        </w:rPr>
-        <w:t>form</w:t>
-      </w:r>
-      <w:proofErr w:type="gramEnd"/>
-      <w:r>
-        <w:rPr>
-          <w:rFonts w:asciiTheme="majorHAnsi" w:hAnsiTheme="majorHAnsi" w:cstheme="majorHAnsi"/>
-        </w:rPr>
-        <w:t xml:space="preserve"> data from </w:t>
+        <w:t xml:space="preserve">Parse form data from </w:t>
       </w:r>
       <w:r>
         <w:rPr>
@@ -337,16 +315,8 @@
     </w:p>
     <w:p>
       <w:pPr>
-        <w:pBdr>
-          <w:top w:val="nil"/>
-          <w:left w:val="nil"/>
-          <w:bottom w:val="nil"/>
-          <w:right w:val="nil"/>
-          <w:between w:val="nil"/>
-        </w:pBdr>
-        <w:rPr>
-          <w:rFonts w:asciiTheme="majorHAnsi" w:hAnsiTheme="majorHAnsi" w:cstheme="majorHAnsi"/>
-          <w:color w:val="000000"/>
+        <w:rPr>
+          <w:lang w:val="en-US"/>
         </w:rPr>
       </w:pPr>
     </w:p>
@@ -535,23 +505,7 @@
           <w:rFonts w:asciiTheme="majorHAnsi" w:hAnsiTheme="majorHAnsi" w:cstheme="majorHAnsi"/>
           <w:color w:val="000000"/>
         </w:rPr>
-        <w:t>know more about Express.js</w:t>
-      </w:r>
-      <w:proofErr w:type="gramStart"/>
-      <w:r>
-        <w:rPr>
-          <w:rFonts w:asciiTheme="majorHAnsi" w:hAnsiTheme="majorHAnsi" w:cstheme="majorHAnsi"/>
-          <w:color w:val="000000"/>
-        </w:rPr>
-        <w:t>’s</w:t>
-      </w:r>
-      <w:proofErr w:type="gramEnd"/>
-      <w:r>
-        <w:rPr>
-          <w:rFonts w:asciiTheme="majorHAnsi" w:hAnsiTheme="majorHAnsi" w:cstheme="majorHAnsi"/>
-          <w:color w:val="000000"/>
-        </w:rPr>
-        <w:t xml:space="preserve"> built-in </w:t>
+        <w:t xml:space="preserve">know more about Express.js’s built-in </w:t>
       </w:r>
       <w:r>
         <w:rPr>
@@ -790,23 +744,7 @@
           <w:rFonts w:asciiTheme="majorHAnsi" w:hAnsiTheme="majorHAnsi" w:cstheme="majorHAnsi"/>
           <w:lang w:val="en-US"/>
         </w:rPr>
-        <w:t xml:space="preserve"> How </w:t>
-      </w:r>
-      <w:proofErr w:type="gramStart"/>
-      <w:r>
-        <w:rPr>
-          <w:rFonts w:asciiTheme="majorHAnsi" w:hAnsiTheme="majorHAnsi" w:cstheme="majorHAnsi"/>
-          <w:lang w:val="en-US"/>
-        </w:rPr>
-        <w:t>to</w:t>
-      </w:r>
-      <w:proofErr w:type="gramEnd"/>
-      <w:r>
-        <w:rPr>
-          <w:rFonts w:asciiTheme="majorHAnsi" w:hAnsiTheme="majorHAnsi" w:cstheme="majorHAnsi"/>
-          <w:lang w:val="en-US"/>
-        </w:rPr>
-        <w:t xml:space="preserve"> submit this practice?</w:t>
+        <w:t xml:space="preserve"> How to submit this practice?</w:t>
       </w:r>
     </w:p>
     <w:p>
@@ -1071,7 +1009,7 @@
           <w:noProof/>
         </w:rPr>
         <w:drawing>
-          <wp:inline distT="0" distB="0" distL="0" distR="0" wp14:anchorId="053DCD54" wp14:editId="44EB2510">
+          <wp:inline distT="0" distB="0" distL="0" distR="0" wp14:anchorId="053DCD54" wp14:editId="27C14E94">
             <wp:extent cx="162127" cy="162127"/>
             <wp:effectExtent l="0" t="0" r="9525" b="9525"/>
             <wp:docPr id="21334147" name="Picture 21334147"/>
@@ -1466,63 +1404,7 @@
           <w:sz w:val="22"/>
           <w:szCs w:val="22"/>
         </w:rPr>
-        <w:t xml:space="preserve">Express simplifies route handling by providing clear, readable methods </w:t>
-      </w:r>
-      <w:proofErr w:type="spellStart"/>
-      <w:proofErr w:type="gramStart"/>
-      <w:r>
-        <w:rPr>
-          <w:rFonts w:asciiTheme="majorHAnsi" w:hAnsiTheme="majorHAnsi" w:cstheme="majorHAnsi"/>
-          <w:sz w:val="22"/>
-          <w:szCs w:val="22"/>
-        </w:rPr>
-        <w:t>likeapp.get</w:t>
-      </w:r>
-      <w:proofErr w:type="spellEnd"/>
-      <w:r>
-        <w:rPr>
-          <w:rFonts w:asciiTheme="majorHAnsi" w:hAnsiTheme="majorHAnsi" w:cstheme="majorHAnsi"/>
-          <w:sz w:val="22"/>
-          <w:szCs w:val="22"/>
-        </w:rPr>
-        <w:t>(</w:t>
-      </w:r>
-      <w:proofErr w:type="gramEnd"/>
-      <w:r>
-        <w:rPr>
-          <w:rFonts w:asciiTheme="majorHAnsi" w:hAnsiTheme="majorHAnsi" w:cstheme="majorHAnsi"/>
-          <w:sz w:val="22"/>
-          <w:szCs w:val="22"/>
-        </w:rPr>
-        <w:t xml:space="preserve">) or </w:t>
-      </w:r>
-      <w:proofErr w:type="spellStart"/>
-      <w:proofErr w:type="gramStart"/>
-      <w:r>
-        <w:rPr>
-          <w:rFonts w:asciiTheme="majorHAnsi" w:hAnsiTheme="majorHAnsi" w:cstheme="majorHAnsi"/>
-          <w:sz w:val="22"/>
-          <w:szCs w:val="22"/>
-        </w:rPr>
-        <w:t>app.post</w:t>
-      </w:r>
-      <w:proofErr w:type="spellEnd"/>
-      <w:r>
-        <w:rPr>
-          <w:rFonts w:asciiTheme="majorHAnsi" w:hAnsiTheme="majorHAnsi" w:cstheme="majorHAnsi"/>
-          <w:sz w:val="22"/>
-          <w:szCs w:val="22"/>
-        </w:rPr>
-        <w:t>(</w:t>
-      </w:r>
-      <w:proofErr w:type="gramEnd"/>
-      <w:r>
-        <w:rPr>
-          <w:rFonts w:asciiTheme="majorHAnsi" w:hAnsiTheme="majorHAnsi" w:cstheme="majorHAnsi"/>
-          <w:sz w:val="22"/>
-          <w:szCs w:val="22"/>
-        </w:rPr>
-        <w:t xml:space="preserve">), while the native HTTP module </w:t>
+        <w:t xml:space="preserve">Express simplifies route handling by providing clear, readable methods likeapp.get() or app.post(), while the native HTTP module </w:t>
       </w:r>
       <w:r>
         <w:rPr>
@@ -1666,53 +1548,7 @@
           <w:sz w:val="22"/>
           <w:szCs w:val="22"/>
         </w:rPr>
-        <w:t xml:space="preserve">In Express, </w:t>
-      </w:r>
-      <w:proofErr w:type="gramStart"/>
-      <w:r>
-        <w:rPr>
-          <w:rFonts w:asciiTheme="majorHAnsi" w:hAnsiTheme="majorHAnsi" w:cstheme="majorHAnsi"/>
-          <w:sz w:val="22"/>
-          <w:szCs w:val="22"/>
-        </w:rPr>
-        <w:t>middleware  is</w:t>
-      </w:r>
-      <w:proofErr w:type="gramEnd"/>
-      <w:r>
-        <w:rPr>
-          <w:rFonts w:asciiTheme="majorHAnsi" w:hAnsiTheme="majorHAnsi" w:cstheme="majorHAnsi"/>
-          <w:sz w:val="22"/>
-          <w:szCs w:val="22"/>
-        </w:rPr>
-        <w:t xml:space="preserve"> a function that runs during the request – response cycle to process data, log info check auth, etc. It’s added using </w:t>
-      </w:r>
-      <w:proofErr w:type="spellStart"/>
-      <w:proofErr w:type="gramStart"/>
-      <w:r>
-        <w:rPr>
-          <w:rFonts w:asciiTheme="majorHAnsi" w:hAnsiTheme="majorHAnsi" w:cstheme="majorHAnsi"/>
-          <w:sz w:val="22"/>
-          <w:szCs w:val="22"/>
-        </w:rPr>
-        <w:t>app.use</w:t>
-      </w:r>
-      <w:proofErr w:type="spellEnd"/>
-      <w:r>
-        <w:rPr>
-          <w:rFonts w:asciiTheme="majorHAnsi" w:hAnsiTheme="majorHAnsi" w:cstheme="majorHAnsi"/>
-          <w:sz w:val="22"/>
-          <w:szCs w:val="22"/>
-        </w:rPr>
-        <w:t>(</w:t>
-      </w:r>
-      <w:proofErr w:type="gramEnd"/>
-      <w:r>
-        <w:rPr>
-          <w:rFonts w:asciiTheme="majorHAnsi" w:hAnsiTheme="majorHAnsi" w:cstheme="majorHAnsi"/>
-          <w:sz w:val="22"/>
-          <w:szCs w:val="22"/>
-        </w:rPr>
-        <w:t xml:space="preserve">) or in route handlers. </w:t>
+        <w:t xml:space="preserve">In Express, middleware  is a function that runs during the request – response cycle to process data, log info check auth, etc. It’s added using app.use() or in route handlers. </w:t>
       </w:r>
     </w:p>
     <w:p>
@@ -3470,27 +3306,7 @@
                 <w:szCs w:val="18"/>
                 <w:lang w:val="en-US"/>
               </w:rPr>
-              <w:t xml:space="preserve">      "instructor": "Dr. </w:t>
-            </w:r>
-            <w:proofErr w:type="spellStart"/>
-            <w:r>
-              <w:rPr>
-                <w:rFonts w:ascii="Consolas" w:hAnsi="Consolas" w:cs="Courier New"/>
-                <w:sz w:val="18"/>
-                <w:szCs w:val="18"/>
-                <w:lang w:val="en-US"/>
-              </w:rPr>
-              <w:t>KimAng</w:t>
-            </w:r>
-            <w:proofErr w:type="spellEnd"/>
-            <w:r>
-              <w:rPr>
-                <w:rFonts w:ascii="Consolas" w:hAnsi="Consolas" w:cs="Courier New"/>
-                <w:sz w:val="18"/>
-                <w:szCs w:val="18"/>
-                <w:lang w:val="en-US"/>
-              </w:rPr>
-              <w:t>",</w:t>
+              <w:t xml:space="preserve">      "instructor": "Dr. KimAng",</w:t>
             </w:r>
           </w:p>
           <w:p>
@@ -3566,19 +3382,8 @@
                 <w:szCs w:val="18"/>
                 <w:lang w:val="en-US"/>
               </w:rPr>
-              <w:t xml:space="preserve">  "meta</w:t>
+              <w:t xml:space="preserve">  "meta": {</w:t>
             </w:r>
-            <w:proofErr w:type="gramStart"/>
-            <w:r>
-              <w:rPr>
-                <w:rFonts w:ascii="Consolas" w:hAnsi="Consolas" w:cs="Courier New"/>
-                <w:sz w:val="18"/>
-                <w:szCs w:val="18"/>
-                <w:lang w:val="en-US"/>
-              </w:rPr>
-              <w:t>": {</w:t>
-            </w:r>
-            <w:proofErr w:type="gramEnd"/>
           </w:p>
           <w:p>
             <w:pPr>
@@ -4763,37 +4568,51 @@
         <w:rPr>
           <w:rStyle w:val="HTMLCode"/>
         </w:rPr>
-        <w:t>GET /departments/CSE/</w:t>
-      </w:r>
-      <w:proofErr w:type="spellStart"/>
+        <w:t>GET /departments/CSE/courses?minCredits=abc</w:t>
+      </w:r>
+    </w:p>
+    <w:p>
+      <w:pPr>
+        <w:spacing w:before="100" w:beforeAutospacing="1" w:after="100" w:afterAutospacing="1"/>
+      </w:pPr>
+      <w:r>
+        <w:t xml:space="preserve"> → should return </w:t>
+      </w:r>
       <w:r>
         <w:rPr>
           <w:rStyle w:val="HTMLCode"/>
         </w:rPr>
-        <w:t>courses?minCredits</w:t>
-      </w:r>
-      <w:proofErr w:type="spellEnd"/>
-      <w:r>
+        <w:t>400 Bad Request</w:t>
+      </w:r>
+    </w:p>
+    <w:p>
+      <w:pPr>
+        <w:spacing w:before="100" w:beforeAutospacing="1" w:after="100" w:afterAutospacing="1"/>
         <w:rPr>
           <w:rStyle w:val="HTMLCode"/>
         </w:rPr>
-        <w:t>=</w:t>
-      </w:r>
-      <w:proofErr w:type="spellStart"/>
+      </w:pPr>
+    </w:p>
+    <w:p>
+      <w:pPr>
+        <w:pStyle w:val="code"/>
+      </w:pPr>
       <w:r>
         <w:rPr>
           <w:rStyle w:val="HTMLCode"/>
         </w:rPr>
-        <w:t>abc</w:t>
-      </w:r>
-      <w:proofErr w:type="spellEnd"/>
+        <w:t>GET /departments/CSE/courses?minCredits=4&amp;maxCredits=2</w:t>
+      </w:r>
+      <w:r>
+        <w:t xml:space="preserve"> </w:t>
+      </w:r>
     </w:p>
     <w:p>
       <w:pPr>
         <w:spacing w:before="100" w:beforeAutospacing="1" w:after="100" w:afterAutospacing="1"/>
       </w:pPr>
       <w:r>
-        <w:t xml:space="preserve"> → should return </w:t>
+        <w:t xml:space="preserve">→ should return </w:t>
       </w:r>
       <w:r>
         <w:rPr>
@@ -4818,71 +4637,7 @@
         <w:rPr>
           <w:rStyle w:val="HTMLCode"/>
         </w:rPr>
-        <w:t>GET /departments/CSE/</w:t>
-      </w:r>
-      <w:proofErr w:type="spellStart"/>
-      <w:r>
-        <w:rPr>
-          <w:rStyle w:val="HTMLCode"/>
-        </w:rPr>
-        <w:t>courses?minCredits</w:t>
-      </w:r>
-      <w:proofErr w:type="spellEnd"/>
-      <w:r>
-        <w:rPr>
-          <w:rStyle w:val="HTMLCode"/>
-        </w:rPr>
-        <w:t>=4&amp;maxCredits=2</w:t>
-      </w:r>
-      <w:r>
-        <w:t xml:space="preserve"> </w:t>
-      </w:r>
-    </w:p>
-    <w:p>
-      <w:pPr>
-        <w:spacing w:before="100" w:beforeAutospacing="1" w:after="100" w:afterAutospacing="1"/>
-      </w:pPr>
-      <w:r>
-        <w:t xml:space="preserve">→ should return </w:t>
-      </w:r>
-      <w:r>
-        <w:rPr>
-          <w:rStyle w:val="HTMLCode"/>
-        </w:rPr>
-        <w:t>400 Bad Request</w:t>
-      </w:r>
-    </w:p>
-    <w:p>
-      <w:pPr>
-        <w:spacing w:before="100" w:beforeAutospacing="1" w:after="100" w:afterAutospacing="1"/>
-        <w:rPr>
-          <w:rStyle w:val="HTMLCode"/>
-        </w:rPr>
-      </w:pPr>
-    </w:p>
-    <w:p>
-      <w:pPr>
-        <w:pStyle w:val="code"/>
-      </w:pPr>
-      <w:r>
-        <w:rPr>
-          <w:rStyle w:val="HTMLCode"/>
-        </w:rPr>
-        <w:t>GET /departments/CSE/</w:t>
-      </w:r>
-      <w:proofErr w:type="spellStart"/>
-      <w:r>
-        <w:rPr>
-          <w:rStyle w:val="HTMLCode"/>
-        </w:rPr>
-        <w:t>courses?token</w:t>
-      </w:r>
-      <w:proofErr w:type="spellEnd"/>
-      <w:r>
-        <w:rPr>
-          <w:rStyle w:val="HTMLCode"/>
-        </w:rPr>
-        <w:t>=xyz123</w:t>
+        <w:t>GET /departments/CSE/courses?token=xyz123</w:t>
       </w:r>
       <w:r>
         <w:t xml:space="preserve"> </w:t>
@@ -5023,9 +4778,8 @@
         </w:numPr>
         <w:spacing w:before="100" w:beforeAutospacing="1" w:after="100" w:afterAutospacing="1"/>
         <w:rPr>
-          <w:rFonts w:asciiTheme="majorHAnsi" w:hAnsiTheme="majorHAnsi" w:cstheme="majorHAnsi"/>
-          <w:b/>
-          <w:bCs/>
+          <w:rStyle w:val="Strong"/>
+          <w:rFonts w:asciiTheme="majorHAnsi" w:hAnsiTheme="majorHAnsi" w:cstheme="majorHAnsi"/>
         </w:rPr>
       </w:pPr>
       <w:r>
@@ -5036,6 +4790,109 @@
           <w:bCs w:val="0"/>
         </w:rPr>
         <w:t>What are the advantages of using middleware in an Express application?</w:t>
+      </w:r>
+    </w:p>
+    <w:p>
+      <w:pPr>
+        <w:pStyle w:val="ListParagraph"/>
+        <w:numPr>
+          <w:ilvl w:val="0"/>
+          <w:numId w:val="37"/>
+        </w:numPr>
+        <w:spacing w:before="100" w:beforeAutospacing="1" w:after="100" w:afterAutospacing="1"/>
+        <w:ind w:left="851" w:hanging="425"/>
+        <w:rPr>
+          <w:rStyle w:val="Strong"/>
+          <w:rFonts w:asciiTheme="majorHAnsi" w:hAnsiTheme="majorHAnsi" w:cstheme="majorHAnsi"/>
+          <w:b w:val="0"/>
+          <w:bCs w:val="0"/>
+        </w:rPr>
+      </w:pPr>
+      <w:r>
+        <w:rPr>
+          <w:rStyle w:val="Strong"/>
+          <w:rFonts w:asciiTheme="majorHAnsi" w:hAnsiTheme="majorHAnsi" w:cstheme="majorHAnsi"/>
+          <w:b w:val="0"/>
+          <w:bCs w:val="0"/>
+        </w:rPr>
+        <w:t>The advantages of using middleware in an Express application i</w:t>
+      </w:r>
+      <w:r>
+        <w:rPr>
+          <w:rStyle w:val="Strong"/>
+          <w:rFonts w:asciiTheme="majorHAnsi" w:hAnsiTheme="majorHAnsi" w:cstheme="majorHAnsi"/>
+          <w:b w:val="0"/>
+          <w:bCs w:val="0"/>
+        </w:rPr>
+        <w:t>s</w:t>
+      </w:r>
+      <w:r>
+        <w:rPr>
+          <w:rStyle w:val="Strong"/>
+          <w:rFonts w:asciiTheme="majorHAnsi" w:hAnsiTheme="majorHAnsi" w:cstheme="majorHAnsi"/>
+          <w:b w:val="0"/>
+          <w:bCs w:val="0"/>
+        </w:rPr>
+        <w:t>:</w:t>
+      </w:r>
+    </w:p>
+    <w:p>
+      <w:pPr>
+        <w:ind w:left="1080"/>
+        <w:rPr>
+          <w:lang w:eastAsia="en-US"/>
+        </w:rPr>
+      </w:pPr>
+      <w:r>
+        <w:rPr>
+          <w:rFonts w:hAnsi="Symbol"/>
+        </w:rPr>
+        <w:t></w:t>
+      </w:r>
+      <w:r>
+        <w:t xml:space="preserve">  Reusable across many routes </w:t>
+      </w:r>
+    </w:p>
+    <w:p>
+      <w:pPr>
+        <w:ind w:left="720" w:firstLine="360"/>
+      </w:pPr>
+      <w:r>
+        <w:rPr>
+          <w:rFonts w:hAnsi="Symbol"/>
+        </w:rPr>
+        <w:t></w:t>
+      </w:r>
+      <w:r>
+        <w:t xml:space="preserve">  Keeps route handlers clean and focused </w:t>
+      </w:r>
+    </w:p>
+    <w:p>
+      <w:pPr>
+        <w:ind w:left="1080"/>
+      </w:pPr>
+      <w:r>
+        <w:rPr>
+          <w:rFonts w:hAnsi="Symbol"/>
+        </w:rPr>
+        <w:t></w:t>
+      </w:r>
+      <w:r>
+        <w:t xml:space="preserve">  Easy to add/remove features like logging or auth </w:t>
+      </w:r>
+    </w:p>
+    <w:p>
+      <w:pPr>
+        <w:ind w:left="1080"/>
+      </w:pPr>
+      <w:r>
+        <w:rPr>
+          <w:rFonts w:hAnsi="Symbol"/>
+        </w:rPr>
+        <w:t></w:t>
+      </w:r>
+      <w:r>
+        <w:t xml:space="preserve">  Runs in order so logic is predictable</w:t>
       </w:r>
     </w:p>
     <w:p>
@@ -5046,9 +4903,8 @@
         </w:numPr>
         <w:spacing w:before="100" w:beforeAutospacing="1" w:after="100" w:afterAutospacing="1"/>
         <w:rPr>
-          <w:rFonts w:asciiTheme="majorHAnsi" w:hAnsiTheme="majorHAnsi" w:cstheme="majorHAnsi"/>
-          <w:b/>
-          <w:bCs/>
+          <w:rStyle w:val="Strong"/>
+          <w:rFonts w:asciiTheme="majorHAnsi" w:hAnsiTheme="majorHAnsi" w:cstheme="majorHAnsi"/>
         </w:rPr>
       </w:pPr>
       <w:r>
@@ -5059,6 +4915,25 @@
           <w:bCs w:val="0"/>
         </w:rPr>
         <w:t>How does separating middleware into dedicated files improve the maintainability of your code?</w:t>
+      </w:r>
+    </w:p>
+    <w:p>
+      <w:pPr>
+        <w:pStyle w:val="ListParagraph"/>
+        <w:numPr>
+          <w:ilvl w:val="0"/>
+          <w:numId w:val="37"/>
+        </w:numPr>
+        <w:spacing w:before="100" w:beforeAutospacing="1" w:after="100" w:afterAutospacing="1"/>
+        <w:ind w:left="851" w:hanging="425"/>
+      </w:pPr>
+      <w:r>
+        <w:rPr>
+          <w:rStyle w:val="Strong"/>
+          <w:b w:val="0"/>
+          <w:bCs w:val="0"/>
+        </w:rPr>
+        <w:t>Separating middleware into different files improves maintainability because the code is easier to read, debug, update, and manage, especially in large projects or team environments.</w:t>
       </w:r>
     </w:p>
     <w:p>
@@ -5085,14 +4960,27 @@
     </w:p>
     <w:p>
       <w:pPr>
+        <w:pStyle w:val="ListParagraph"/>
+        <w:numPr>
+          <w:ilvl w:val="0"/>
+          <w:numId w:val="37"/>
+        </w:numPr>
         <w:spacing w:before="100" w:beforeAutospacing="1" w:after="100" w:afterAutospacing="1"/>
-        <w:ind w:left="720"/>
-        <w:rPr>
-          <w:rFonts w:asciiTheme="majorHAnsi" w:hAnsiTheme="majorHAnsi" w:cstheme="majorHAnsi"/>
-          <w:b/>
-          <w:bCs/>
-        </w:rPr>
-      </w:pPr>
+        <w:ind w:left="851" w:hanging="425"/>
+        <w:rPr>
+          <w:rStyle w:val="Strong"/>
+          <w:b w:val="0"/>
+          <w:bCs w:val="0"/>
+        </w:rPr>
+      </w:pPr>
+      <w:r>
+        <w:rPr>
+          <w:rStyle w:val="Strong"/>
+          <w:b w:val="0"/>
+          <w:bCs w:val="0"/>
+        </w:rPr>
+        <w:t>To support user roles like admin and student, I think Iwould create separate authentication and authorization middleware so the system can check both the user identity and their permissions before allowing access.</w:t>
+      </w:r>
     </w:p>
     <w:p>
       <w:pPr>
@@ -5122,11 +5010,28 @@
         </w:numPr>
         <w:spacing w:before="100" w:beforeAutospacing="1" w:after="100" w:afterAutospacing="1"/>
         <w:rPr>
+          <w:rStyle w:val="Strong"/>
+          <w:rFonts w:asciiTheme="majorHAnsi" w:hAnsiTheme="majorHAnsi" w:cstheme="majorHAnsi"/>
+        </w:rPr>
+      </w:pPr>
+      <w:r>
+        <w:rPr>
+          <w:rStyle w:val="Strong"/>
+          <w:rFonts w:asciiTheme="majorHAnsi" w:hAnsiTheme="majorHAnsi" w:cstheme="majorHAnsi"/>
+          <w:b w:val="0"/>
+          <w:bCs w:val="0"/>
+        </w:rPr>
+        <w:t xml:space="preserve">How would you handle cases where multiple query parameters conflict or are ambiguous (e.g., </w:t>
+      </w:r>
+      <w:r>
+        <w:rPr>
+          <w:rStyle w:val="HTMLCode"/>
           <w:rFonts w:asciiTheme="majorHAnsi" w:hAnsiTheme="majorHAnsi" w:cstheme="majorHAnsi"/>
           <w:b/>
           <w:bCs/>
         </w:rPr>
-      </w:pPr>
+        <w:t>minCredits=4</w:t>
+      </w:r>
       <w:r>
         <w:rPr>
           <w:rStyle w:val="Strong"/>
@@ -5134,7 +5039,7 @@
           <w:b w:val="0"/>
           <w:bCs w:val="0"/>
         </w:rPr>
-        <w:t xml:space="preserve">How would you handle cases where multiple query parameters conflict or are ambiguous (e.g., </w:t>
+        <w:t xml:space="preserve"> and </w:t>
       </w:r>
       <w:r>
         <w:rPr>
@@ -5143,7 +5048,7 @@
           <w:b/>
           <w:bCs/>
         </w:rPr>
-        <w:t>minCredits=4</w:t>
+        <w:t>maxCredits=3</w:t>
       </w:r>
       <w:r>
         <w:rPr>
@@ -5152,25 +5057,31 @@
           <w:b w:val="0"/>
           <w:bCs w:val="0"/>
         </w:rPr>
-        <w:t xml:space="preserve"> and </w:t>
-      </w:r>
-      <w:r>
-        <w:rPr>
-          <w:rStyle w:val="HTMLCode"/>
-          <w:rFonts w:asciiTheme="majorHAnsi" w:hAnsiTheme="majorHAnsi" w:cstheme="majorHAnsi"/>
-          <w:b/>
-          <w:bCs/>
-        </w:rPr>
-        <w:t>maxCredits=3</w:t>
-      </w:r>
-      <w:r>
+        <w:t>)?</w:t>
+      </w:r>
+    </w:p>
+    <w:p>
+      <w:pPr>
+        <w:pStyle w:val="ListParagraph"/>
+        <w:numPr>
+          <w:ilvl w:val="0"/>
+          <w:numId w:val="37"/>
+        </w:numPr>
+        <w:spacing w:before="100" w:beforeAutospacing="1" w:after="100" w:afterAutospacing="1"/>
+        <w:ind w:left="851" w:hanging="425"/>
         <w:rPr>
           <w:rStyle w:val="Strong"/>
-          <w:rFonts w:asciiTheme="majorHAnsi" w:hAnsiTheme="majorHAnsi" w:cstheme="majorHAnsi"/>
           <w:b w:val="0"/>
           <w:bCs w:val="0"/>
         </w:rPr>
-        <w:t>)?</w:t>
+      </w:pPr>
+      <w:r>
+        <w:rPr>
+          <w:rStyle w:val="Strong"/>
+          <w:b w:val="0"/>
+          <w:bCs w:val="0"/>
+        </w:rPr>
+        <w:t>If query parameters conflict, such as minCredits=4 and maxCredits=3, the API should validate the inputs and return a clear error message instead of processing invalid data.</w:t>
       </w:r>
     </w:p>
     <w:p>
@@ -5192,27 +5103,31 @@
           <w:b w:val="0"/>
           <w:bCs w:val="0"/>
         </w:rPr>
-        <w:t xml:space="preserve">What would be a good strategy to make the course filtering more user-friendly (e.g., handling typos in query parameters like “falll” or “dr. </w:t>
-      </w:r>
-      <w:proofErr w:type="spellStart"/>
-      <w:r>
+        <w:t>What would be a good strategy to make the course filtering more user-friendly (e.g., handling typos in query parameters like “falll” or “dr. smtih”)?</w:t>
+      </w:r>
+    </w:p>
+    <w:p>
+      <w:pPr>
+        <w:pStyle w:val="ListParagraph"/>
+        <w:numPr>
+          <w:ilvl w:val="0"/>
+          <w:numId w:val="37"/>
+        </w:numPr>
+        <w:spacing w:before="100" w:beforeAutospacing="1" w:after="100" w:afterAutospacing="1"/>
+        <w:ind w:left="851" w:hanging="425"/>
         <w:rPr>
           <w:rStyle w:val="Strong"/>
-          <w:rFonts w:asciiTheme="majorHAnsi" w:hAnsiTheme="majorHAnsi" w:cstheme="majorHAnsi"/>
           <w:b w:val="0"/>
           <w:bCs w:val="0"/>
         </w:rPr>
-        <w:t>smtih</w:t>
-      </w:r>
-      <w:proofErr w:type="spellEnd"/>
+      </w:pPr>
       <w:r>
         <w:rPr>
           <w:rStyle w:val="Strong"/>
-          <w:rFonts w:asciiTheme="majorHAnsi" w:hAnsiTheme="majorHAnsi" w:cstheme="majorHAnsi"/>
           <w:b w:val="0"/>
           <w:bCs w:val="0"/>
         </w:rPr>
-        <w:t>”)?</w:t>
+        <w:t>To make filtering more user-friendly, I would use case-insensitive searches and fuzzy matching so the system can handle small typos like “falll” or “dr. smtih” and suggest the closest correct value</w:t>
       </w:r>
     </w:p>
     <w:p>
@@ -5254,11 +5169,28 @@
         </w:numPr>
         <w:spacing w:before="100" w:beforeAutospacing="1" w:after="100" w:afterAutospacing="1"/>
         <w:rPr>
+          <w:rStyle w:val="Strong"/>
+          <w:rFonts w:asciiTheme="majorHAnsi" w:hAnsiTheme="majorHAnsi" w:cstheme="majorHAnsi"/>
+        </w:rPr>
+      </w:pPr>
+      <w:r>
+        <w:rPr>
+          <w:rStyle w:val="Strong"/>
+          <w:rFonts w:asciiTheme="majorHAnsi" w:hAnsiTheme="majorHAnsi" w:cstheme="majorHAnsi"/>
+          <w:b w:val="0"/>
+          <w:bCs w:val="0"/>
+        </w:rPr>
+        <w:t xml:space="preserve">What are the limitations of using a query parameter for authentication (e.g., </w:t>
+      </w:r>
+      <w:r>
+        <w:rPr>
+          <w:rStyle w:val="HTMLCode"/>
           <w:rFonts w:asciiTheme="majorHAnsi" w:hAnsiTheme="majorHAnsi" w:cstheme="majorHAnsi"/>
           <w:b/>
           <w:bCs/>
         </w:rPr>
-      </w:pPr>
+        <w:t>?token=xyz123</w:t>
+      </w:r>
       <w:r>
         <w:rPr>
           <w:rStyle w:val="Strong"/>
@@ -5266,25 +5198,32 @@
           <w:b w:val="0"/>
           <w:bCs w:val="0"/>
         </w:rPr>
-        <w:t xml:space="preserve">What are the limitations of using a query parameter for authentication (e.g., </w:t>
-      </w:r>
-      <w:r>
-        <w:rPr>
-          <w:rStyle w:val="HTMLCode"/>
-          <w:rFonts w:asciiTheme="majorHAnsi" w:hAnsiTheme="majorHAnsi" w:cstheme="majorHAnsi"/>
-          <w:b/>
-          <w:bCs/>
-        </w:rPr>
-        <w:t>?token=xyz123</w:t>
-      </w:r>
-      <w:r>
+        <w:t>)? What alternatives would be more secure?</w:t>
+      </w:r>
+    </w:p>
+    <w:p>
+      <w:pPr>
+        <w:pStyle w:val="ListParagraph"/>
+        <w:numPr>
+          <w:ilvl w:val="0"/>
+          <w:numId w:val="37"/>
+        </w:numPr>
+        <w:spacing w:before="100" w:beforeAutospacing="1" w:after="100" w:afterAutospacing="1"/>
+        <w:ind w:left="851" w:hanging="425"/>
         <w:rPr>
           <w:rStyle w:val="Strong"/>
-          <w:rFonts w:asciiTheme="majorHAnsi" w:hAnsiTheme="majorHAnsi" w:cstheme="majorHAnsi"/>
           <w:b w:val="0"/>
           <w:bCs w:val="0"/>
         </w:rPr>
-        <w:t>)? What alternatives would be more secure?</w:t>
+      </w:pPr>
+      <w:r>
+        <w:rPr>
+          <w:rStyle w:val="Strong"/>
+          <w:b w:val="0"/>
+          <w:bCs w:val="0"/>
+        </w:rPr>
+        <w:lastRenderedPageBreak/>
+        <w:t>Using query parameters for authentication is not secure because tokens can appear in URLs, browser history, and logs. More secure methods include JWT tokens in headers, sessions, or OAuth authentication.</w:t>
       </w:r>
     </w:p>
     <w:p>
@@ -5311,14 +5250,27 @@
     </w:p>
     <w:p>
       <w:pPr>
+        <w:pStyle w:val="ListParagraph"/>
+        <w:numPr>
+          <w:ilvl w:val="0"/>
+          <w:numId w:val="37"/>
+        </w:numPr>
         <w:spacing w:before="100" w:beforeAutospacing="1" w:after="100" w:afterAutospacing="1"/>
-        <w:ind w:left="720"/>
-        <w:rPr>
-          <w:rFonts w:asciiTheme="majorHAnsi" w:hAnsiTheme="majorHAnsi" w:cstheme="majorHAnsi"/>
-          <w:b/>
-          <w:bCs/>
-        </w:rPr>
-      </w:pPr>
+        <w:ind w:left="851" w:hanging="425"/>
+        <w:rPr>
+          <w:rStyle w:val="Strong"/>
+          <w:b w:val="0"/>
+          <w:bCs w:val="0"/>
+        </w:rPr>
+      </w:pPr>
+      <w:r>
+        <w:rPr>
+          <w:rStyle w:val="Strong"/>
+          <w:b w:val="0"/>
+          <w:bCs w:val="0"/>
+        </w:rPr>
+        <w:t>Validating and sanitizing query inputs is important because it prevents invalid data, protects the backend from attacks like SQL injection or XSS, and reduces unexpected errors</w:t>
+      </w:r>
     </w:p>
     <w:p>
       <w:pPr>
@@ -5348,9 +5300,8 @@
         </w:numPr>
         <w:spacing w:before="100" w:beforeAutospacing="1" w:after="100" w:afterAutospacing="1"/>
         <w:rPr>
-          <w:rFonts w:asciiTheme="majorHAnsi" w:hAnsiTheme="majorHAnsi" w:cstheme="majorHAnsi"/>
-          <w:b/>
-          <w:bCs/>
+          <w:rStyle w:val="Strong"/>
+          <w:rFonts w:asciiTheme="majorHAnsi" w:hAnsiTheme="majorHAnsi" w:cstheme="majorHAnsi"/>
         </w:rPr>
       </w:pPr>
       <w:r>
@@ -5361,6 +5312,30 @@
           <w:bCs w:val="0"/>
         </w:rPr>
         <w:t>Can any of the middleware you wrote be reused in other projects? If so, how would you package and document it?</w:t>
+      </w:r>
+    </w:p>
+    <w:p>
+      <w:pPr>
+        <w:pStyle w:val="ListParagraph"/>
+        <w:numPr>
+          <w:ilvl w:val="0"/>
+          <w:numId w:val="37"/>
+        </w:numPr>
+        <w:spacing w:before="100" w:beforeAutospacing="1" w:after="100" w:afterAutospacing="1"/>
+        <w:ind w:left="851" w:hanging="425"/>
+        <w:rPr>
+          <w:rStyle w:val="Strong"/>
+          <w:b w:val="0"/>
+          <w:bCs w:val="0"/>
+        </w:rPr>
+      </w:pPr>
+      <w:r>
+        <w:rPr>
+          <w:rStyle w:val="Strong"/>
+          <w:b w:val="0"/>
+          <w:bCs w:val="0"/>
+        </w:rPr>
+        <w:t>Yes, middleware such as authentication, logging, and validation can be reused in other projects. I would package them as reusable modules and provide documentation with setup instructions and usage examples.</w:t>
       </w:r>
     </w:p>
     <w:p>
@@ -5389,6 +5364,30 @@
     </w:p>
     <w:p>
       <w:pPr>
+        <w:pStyle w:val="ListParagraph"/>
+        <w:numPr>
+          <w:ilvl w:val="0"/>
+          <w:numId w:val="37"/>
+        </w:numPr>
+        <w:spacing w:before="100" w:beforeAutospacing="1" w:after="100" w:afterAutospacing="1"/>
+        <w:ind w:left="851" w:hanging="425"/>
+        <w:rPr>
+          <w:rStyle w:val="Strong"/>
+          <w:b w:val="0"/>
+          <w:bCs w:val="0"/>
+        </w:rPr>
+      </w:pPr>
+      <w:r>
+        <w:rPr>
+          <w:rStyle w:val="Strong"/>
+          <w:b w:val="0"/>
+          <w:bCs w:val="0"/>
+        </w:rPr>
+        <w:t>To support future filters config array so adding a new filter only requires one new line, no changes to existing logic</w:t>
+      </w:r>
+    </w:p>
+    <w:p>
+      <w:pPr>
         <w:spacing w:before="100" w:beforeAutospacing="1" w:after="100" w:afterAutospacing="1"/>
         <w:ind w:left="720"/>
         <w:rPr>
@@ -5425,9 +5424,8 @@
         </w:numPr>
         <w:spacing w:before="100" w:beforeAutospacing="1" w:after="100" w:afterAutospacing="1"/>
         <w:rPr>
-          <w:rFonts w:asciiTheme="majorHAnsi" w:hAnsiTheme="majorHAnsi" w:cstheme="majorHAnsi"/>
-          <w:b/>
-          <w:bCs/>
+          <w:rStyle w:val="Strong"/>
+          <w:rFonts w:asciiTheme="majorHAnsi" w:hAnsiTheme="majorHAnsi" w:cstheme="majorHAnsi"/>
         </w:rPr>
       </w:pPr>
       <w:r>
@@ -5437,33 +5435,32 @@
           <w:b w:val="0"/>
           <w:bCs w:val="0"/>
         </w:rPr>
-        <w:t xml:space="preserve">How would this API behave under high traffic? What improvements would you need to make for production readiness (e.g., rate limiting, </w:t>
-      </w:r>
-      <w:proofErr w:type="gramStart"/>
-      <w:r>
+        <w:t>How would this API behave under high traffic? What improvements would you need to make for production readiness (e.g., rate limiting, caching)?</w:t>
+      </w:r>
+    </w:p>
+    <w:p>
+      <w:pPr>
+        <w:pStyle w:val="ListParagraph"/>
+        <w:numPr>
+          <w:ilvl w:val="0"/>
+          <w:numId w:val="37"/>
+        </w:numPr>
+        <w:spacing w:before="100" w:beforeAutospacing="1" w:after="100" w:afterAutospacing="1"/>
+        <w:ind w:left="851" w:hanging="425"/>
         <w:rPr>
           <w:rStyle w:val="Strong"/>
-          <w:rFonts w:asciiTheme="majorHAnsi" w:hAnsiTheme="majorHAnsi" w:cstheme="majorHAnsi"/>
           <w:b w:val="0"/>
           <w:bCs w:val="0"/>
         </w:rPr>
-        <w:t>caching</w:t>
-      </w:r>
-      <w:proofErr w:type="gramEnd"/>
+      </w:pPr>
       <w:r>
         <w:rPr>
           <w:rStyle w:val="Strong"/>
-          <w:rFonts w:asciiTheme="majorHAnsi" w:hAnsiTheme="majorHAnsi" w:cstheme="majorHAnsi"/>
           <w:b w:val="0"/>
           <w:bCs w:val="0"/>
         </w:rPr>
-        <w:t>)?</w:t>
-      </w:r>
-    </w:p>
-    <w:p>
-      <w:pPr>
-        <w:spacing w:before="100" w:beforeAutospacing="1" w:after="100" w:afterAutospacing="1"/>
-      </w:pPr>
+        <w:t>To prepare this API for high traffic and production, we should add rate limiting to prevent too many requests per user, use caching with Redis to avoid repeated processing, replace the array data with a real database like MongoDB or PostgreSQL, use a load balancer to run multiple server instances, and add error logging with a tool like Sentry or Winston.</w:t>
+      </w:r>
     </w:p>
     <w:sectPr>
       <w:headerReference w:type="default" r:id="rId16"/>
@@ -6391,6 +6388,119 @@
     </w:lvl>
   </w:abstractNum>
   <w:abstractNum w:abstractNumId="6" w15:restartNumberingAfterBreak="0">
+    <w:nsid w:val="12A62BDD"/>
+    <w:multiLevelType w:val="hybridMultilevel"/>
+    <w:tmpl w:val="08F4F304"/>
+    <w:lvl w:ilvl="0" w:tplc="0409000B">
+      <w:start w:val="1"/>
+      <w:numFmt w:val="bullet"/>
+      <w:lvlText w:val=""/>
+      <w:lvlJc w:val="left"/>
+      <w:pPr>
+        <w:ind w:left="1440" w:hanging="360"/>
+      </w:pPr>
+      <w:rPr>
+        <w:rFonts w:ascii="Wingdings" w:hAnsi="Wingdings" w:hint="default"/>
+      </w:rPr>
+    </w:lvl>
+    <w:lvl w:ilvl="1" w:tplc="04090003" w:tentative="1">
+      <w:start w:val="1"/>
+      <w:numFmt w:val="bullet"/>
+      <w:lvlText w:val="o"/>
+      <w:lvlJc w:val="left"/>
+      <w:pPr>
+        <w:ind w:left="2160" w:hanging="360"/>
+      </w:pPr>
+      <w:rPr>
+        <w:rFonts w:ascii="Courier New" w:hAnsi="Courier New" w:cs="Courier New" w:hint="default"/>
+      </w:rPr>
+    </w:lvl>
+    <w:lvl w:ilvl="2" w:tplc="04090005" w:tentative="1">
+      <w:start w:val="1"/>
+      <w:numFmt w:val="bullet"/>
+      <w:lvlText w:val=""/>
+      <w:lvlJc w:val="left"/>
+      <w:pPr>
+        <w:ind w:left="2880" w:hanging="360"/>
+      </w:pPr>
+      <w:rPr>
+        <w:rFonts w:ascii="Wingdings" w:hAnsi="Wingdings" w:hint="default"/>
+      </w:rPr>
+    </w:lvl>
+    <w:lvl w:ilvl="3" w:tplc="04090001" w:tentative="1">
+      <w:start w:val="1"/>
+      <w:numFmt w:val="bullet"/>
+      <w:lvlText w:val=""/>
+      <w:lvlJc w:val="left"/>
+      <w:pPr>
+        <w:ind w:left="3600" w:hanging="360"/>
+      </w:pPr>
+      <w:rPr>
+        <w:rFonts w:ascii="Symbol" w:hAnsi="Symbol" w:hint="default"/>
+      </w:rPr>
+    </w:lvl>
+    <w:lvl w:ilvl="4" w:tplc="04090003" w:tentative="1">
+      <w:start w:val="1"/>
+      <w:numFmt w:val="bullet"/>
+      <w:lvlText w:val="o"/>
+      <w:lvlJc w:val="left"/>
+      <w:pPr>
+        <w:ind w:left="4320" w:hanging="360"/>
+      </w:pPr>
+      <w:rPr>
+        <w:rFonts w:ascii="Courier New" w:hAnsi="Courier New" w:cs="Courier New" w:hint="default"/>
+      </w:rPr>
+    </w:lvl>
+    <w:lvl w:ilvl="5" w:tplc="04090005" w:tentative="1">
+      <w:start w:val="1"/>
+      <w:numFmt w:val="bullet"/>
+      <w:lvlText w:val=""/>
+      <w:lvlJc w:val="left"/>
+      <w:pPr>
+        <w:ind w:left="5040" w:hanging="360"/>
+      </w:pPr>
+      <w:rPr>
+        <w:rFonts w:ascii="Wingdings" w:hAnsi="Wingdings" w:hint="default"/>
+      </w:rPr>
+    </w:lvl>
+    <w:lvl w:ilvl="6" w:tplc="04090001" w:tentative="1">
+      <w:start w:val="1"/>
+      <w:numFmt w:val="bullet"/>
+      <w:lvlText w:val=""/>
+      <w:lvlJc w:val="left"/>
+      <w:pPr>
+        <w:ind w:left="5760" w:hanging="360"/>
+      </w:pPr>
+      <w:rPr>
+        <w:rFonts w:ascii="Symbol" w:hAnsi="Symbol" w:hint="default"/>
+      </w:rPr>
+    </w:lvl>
+    <w:lvl w:ilvl="7" w:tplc="04090003" w:tentative="1">
+      <w:start w:val="1"/>
+      <w:numFmt w:val="bullet"/>
+      <w:lvlText w:val="o"/>
+      <w:lvlJc w:val="left"/>
+      <w:pPr>
+        <w:ind w:left="6480" w:hanging="360"/>
+      </w:pPr>
+      <w:rPr>
+        <w:rFonts w:ascii="Courier New" w:hAnsi="Courier New" w:cs="Courier New" w:hint="default"/>
+      </w:rPr>
+    </w:lvl>
+    <w:lvl w:ilvl="8" w:tplc="04090005" w:tentative="1">
+      <w:start w:val="1"/>
+      <w:numFmt w:val="bullet"/>
+      <w:lvlText w:val=""/>
+      <w:lvlJc w:val="left"/>
+      <w:pPr>
+        <w:ind w:left="7200" w:hanging="360"/>
+      </w:pPr>
+      <w:rPr>
+        <w:rFonts w:ascii="Wingdings" w:hAnsi="Wingdings" w:hint="default"/>
+      </w:rPr>
+    </w:lvl>
+  </w:abstractNum>
+  <w:abstractNum w:abstractNumId="7" w15:restartNumberingAfterBreak="0">
     <w:nsid w:val="13393073"/>
     <w:multiLevelType w:val="multilevel"/>
     <w:tmpl w:val="DFDEE4DE"/>
@@ -6539,7 +6649,7 @@
       </w:rPr>
     </w:lvl>
   </w:abstractNum>
-  <w:abstractNum w:abstractNumId="7" w15:restartNumberingAfterBreak="0">
+  <w:abstractNum w:abstractNumId="8" w15:restartNumberingAfterBreak="0">
     <w:nsid w:val="14F35821"/>
     <w:multiLevelType w:val="multilevel"/>
     <w:tmpl w:val="73CCD732"/>
@@ -6688,7 +6798,7 @@
       </w:rPr>
     </w:lvl>
   </w:abstractNum>
-  <w:abstractNum w:abstractNumId="8" w15:restartNumberingAfterBreak="0">
+  <w:abstractNum w:abstractNumId="9" w15:restartNumberingAfterBreak="0">
     <w:nsid w:val="151F71C4"/>
     <w:multiLevelType w:val="hybridMultilevel"/>
     <w:tmpl w:val="9D4E5D04"/>
@@ -6801,7 +6911,7 @@
       </w:rPr>
     </w:lvl>
   </w:abstractNum>
-  <w:abstractNum w:abstractNumId="9" w15:restartNumberingAfterBreak="0">
+  <w:abstractNum w:abstractNumId="10" w15:restartNumberingAfterBreak="0">
     <w:nsid w:val="1C25776B"/>
     <w:multiLevelType w:val="multilevel"/>
     <w:tmpl w:val="44C6C580"/>
@@ -6914,7 +7024,7 @@
       </w:pPr>
     </w:lvl>
   </w:abstractNum>
-  <w:abstractNum w:abstractNumId="10" w15:restartNumberingAfterBreak="0">
+  <w:abstractNum w:abstractNumId="11" w15:restartNumberingAfterBreak="0">
     <w:nsid w:val="1FD61612"/>
     <w:multiLevelType w:val="multilevel"/>
     <w:tmpl w:val="D34EFF22"/>
@@ -7027,7 +7137,7 @@
       </w:pPr>
     </w:lvl>
   </w:abstractNum>
-  <w:abstractNum w:abstractNumId="11" w15:restartNumberingAfterBreak="0">
+  <w:abstractNum w:abstractNumId="12" w15:restartNumberingAfterBreak="0">
     <w:nsid w:val="24F16B85"/>
     <w:multiLevelType w:val="hybridMultilevel"/>
     <w:tmpl w:val="5C92BF88"/>
@@ -7140,7 +7250,7 @@
       </w:rPr>
     </w:lvl>
   </w:abstractNum>
-  <w:abstractNum w:abstractNumId="12" w15:restartNumberingAfterBreak="0">
+  <w:abstractNum w:abstractNumId="13" w15:restartNumberingAfterBreak="0">
     <w:nsid w:val="255730BD"/>
     <w:multiLevelType w:val="multilevel"/>
     <w:tmpl w:val="EC5040AC"/>
@@ -7289,7 +7399,7 @@
       </w:rPr>
     </w:lvl>
   </w:abstractNum>
-  <w:abstractNum w:abstractNumId="13" w15:restartNumberingAfterBreak="0">
+  <w:abstractNum w:abstractNumId="14" w15:restartNumberingAfterBreak="0">
     <w:nsid w:val="288818F9"/>
     <w:multiLevelType w:val="multilevel"/>
     <w:tmpl w:val="87CAC7F0"/>
@@ -7402,7 +7512,7 @@
       </w:pPr>
     </w:lvl>
   </w:abstractNum>
-  <w:abstractNum w:abstractNumId="14" w15:restartNumberingAfterBreak="0">
+  <w:abstractNum w:abstractNumId="15" w15:restartNumberingAfterBreak="0">
     <w:nsid w:val="2C806828"/>
     <w:multiLevelType w:val="hybridMultilevel"/>
     <w:tmpl w:val="35AC6944"/>
@@ -7515,7 +7625,7 @@
       </w:rPr>
     </w:lvl>
   </w:abstractNum>
-  <w:abstractNum w:abstractNumId="15" w15:restartNumberingAfterBreak="0">
+  <w:abstractNum w:abstractNumId="16" w15:restartNumberingAfterBreak="0">
     <w:nsid w:val="2DCD4C4C"/>
     <w:multiLevelType w:val="hybridMultilevel"/>
     <w:tmpl w:val="9FA870EA"/>
@@ -7628,7 +7738,7 @@
       </w:rPr>
     </w:lvl>
   </w:abstractNum>
-  <w:abstractNum w:abstractNumId="16" w15:restartNumberingAfterBreak="0">
+  <w:abstractNum w:abstractNumId="17" w15:restartNumberingAfterBreak="0">
     <w:nsid w:val="34DA50C1"/>
     <w:multiLevelType w:val="multilevel"/>
     <w:tmpl w:val="654808B2"/>
@@ -7741,7 +7851,7 @@
       </w:rPr>
     </w:lvl>
   </w:abstractNum>
-  <w:abstractNum w:abstractNumId="17" w15:restartNumberingAfterBreak="0">
+  <w:abstractNum w:abstractNumId="18" w15:restartNumberingAfterBreak="0">
     <w:nsid w:val="397A4D38"/>
     <w:multiLevelType w:val="multilevel"/>
     <w:tmpl w:val="4BE85BB6"/>
@@ -7854,7 +7964,7 @@
       </w:pPr>
     </w:lvl>
   </w:abstractNum>
-  <w:abstractNum w:abstractNumId="18" w15:restartNumberingAfterBreak="0">
+  <w:abstractNum w:abstractNumId="19" w15:restartNumberingAfterBreak="0">
     <w:nsid w:val="470E392B"/>
     <w:multiLevelType w:val="multilevel"/>
     <w:tmpl w:val="C9043710"/>
@@ -7966,7 +8076,7 @@
       </w:rPr>
     </w:lvl>
   </w:abstractNum>
-  <w:abstractNum w:abstractNumId="19" w15:restartNumberingAfterBreak="0">
+  <w:abstractNum w:abstractNumId="20" w15:restartNumberingAfterBreak="0">
     <w:nsid w:val="47165712"/>
     <w:multiLevelType w:val="multilevel"/>
     <w:tmpl w:val="1E96AC9A"/>
@@ -8115,7 +8225,7 @@
       </w:rPr>
     </w:lvl>
   </w:abstractNum>
-  <w:abstractNum w:abstractNumId="20" w15:restartNumberingAfterBreak="0">
+  <w:abstractNum w:abstractNumId="21" w15:restartNumberingAfterBreak="0">
     <w:nsid w:val="4BDD26BC"/>
     <w:multiLevelType w:val="hybridMultilevel"/>
     <w:tmpl w:val="BBE860CA"/>
@@ -8228,7 +8338,7 @@
       </w:rPr>
     </w:lvl>
   </w:abstractNum>
-  <w:abstractNum w:abstractNumId="21" w15:restartNumberingAfterBreak="0">
+  <w:abstractNum w:abstractNumId="22" w15:restartNumberingAfterBreak="0">
     <w:nsid w:val="4DBF5BB9"/>
     <w:multiLevelType w:val="multilevel"/>
     <w:tmpl w:val="10DACE22"/>
@@ -8377,7 +8487,7 @@
       </w:rPr>
     </w:lvl>
   </w:abstractNum>
-  <w:abstractNum w:abstractNumId="22" w15:restartNumberingAfterBreak="0">
+  <w:abstractNum w:abstractNumId="23" w15:restartNumberingAfterBreak="0">
     <w:nsid w:val="4E0715FF"/>
     <w:multiLevelType w:val="hybridMultilevel"/>
     <w:tmpl w:val="CC14AB74"/>
@@ -8490,7 +8600,7 @@
       </w:rPr>
     </w:lvl>
   </w:abstractNum>
-  <w:abstractNum w:abstractNumId="23" w15:restartNumberingAfterBreak="0">
+  <w:abstractNum w:abstractNumId="24" w15:restartNumberingAfterBreak="0">
     <w:nsid w:val="4F6E6786"/>
     <w:multiLevelType w:val="multilevel"/>
     <w:tmpl w:val="7A0A4524"/>
@@ -8639,7 +8749,7 @@
       </w:rPr>
     </w:lvl>
   </w:abstractNum>
-  <w:abstractNum w:abstractNumId="24" w15:restartNumberingAfterBreak="0">
+  <w:abstractNum w:abstractNumId="25" w15:restartNumberingAfterBreak="0">
     <w:nsid w:val="4F7B67FB"/>
     <w:multiLevelType w:val="multilevel"/>
     <w:tmpl w:val="2BA8260A"/>
@@ -8785,7 +8895,7 @@
       </w:rPr>
     </w:lvl>
   </w:abstractNum>
-  <w:abstractNum w:abstractNumId="25" w15:restartNumberingAfterBreak="0">
+  <w:abstractNum w:abstractNumId="26" w15:restartNumberingAfterBreak="0">
     <w:nsid w:val="583C3A9C"/>
     <w:multiLevelType w:val="hybridMultilevel"/>
     <w:tmpl w:val="793670A6"/>
@@ -8897,7 +9007,7 @@
       </w:rPr>
     </w:lvl>
   </w:abstractNum>
-  <w:abstractNum w:abstractNumId="26" w15:restartNumberingAfterBreak="0">
+  <w:abstractNum w:abstractNumId="27" w15:restartNumberingAfterBreak="0">
     <w:nsid w:val="5C9056CF"/>
     <w:multiLevelType w:val="multilevel"/>
     <w:tmpl w:val="0636B5DC"/>
@@ -9046,7 +9156,7 @@
       </w:rPr>
     </w:lvl>
   </w:abstractNum>
-  <w:abstractNum w:abstractNumId="27" w15:restartNumberingAfterBreak="0">
+  <w:abstractNum w:abstractNumId="28" w15:restartNumberingAfterBreak="0">
     <w:nsid w:val="60112C06"/>
     <w:multiLevelType w:val="multilevel"/>
     <w:tmpl w:val="49209FF2"/>
@@ -9159,7 +9269,7 @@
       </w:pPr>
     </w:lvl>
   </w:abstractNum>
-  <w:abstractNum w:abstractNumId="28" w15:restartNumberingAfterBreak="0">
+  <w:abstractNum w:abstractNumId="29" w15:restartNumberingAfterBreak="0">
     <w:nsid w:val="67185ECE"/>
     <w:multiLevelType w:val="multilevel"/>
     <w:tmpl w:val="7E4A66A0"/>
@@ -9273,7 +9383,7 @@
       </w:rPr>
     </w:lvl>
   </w:abstractNum>
-  <w:abstractNum w:abstractNumId="29" w15:restartNumberingAfterBreak="0">
+  <w:abstractNum w:abstractNumId="30" w15:restartNumberingAfterBreak="0">
     <w:nsid w:val="68652D94"/>
     <w:multiLevelType w:val="hybridMultilevel"/>
     <w:tmpl w:val="7FDCB558"/>
@@ -9386,7 +9496,7 @@
       </w:rPr>
     </w:lvl>
   </w:abstractNum>
-  <w:abstractNum w:abstractNumId="30" w15:restartNumberingAfterBreak="0">
+  <w:abstractNum w:abstractNumId="31" w15:restartNumberingAfterBreak="0">
     <w:nsid w:val="6D605953"/>
     <w:multiLevelType w:val="hybridMultilevel"/>
     <w:tmpl w:val="FF8C222A"/>
@@ -9527,7 +9637,7 @@
       </w:rPr>
     </w:lvl>
   </w:abstractNum>
-  <w:abstractNum w:abstractNumId="31" w15:restartNumberingAfterBreak="0">
+  <w:abstractNum w:abstractNumId="32" w15:restartNumberingAfterBreak="0">
     <w:nsid w:val="6DC141B2"/>
     <w:multiLevelType w:val="multilevel"/>
     <w:tmpl w:val="38FA2460"/>
@@ -9676,7 +9786,7 @@
       </w:rPr>
     </w:lvl>
   </w:abstractNum>
-  <w:abstractNum w:abstractNumId="32" w15:restartNumberingAfterBreak="0">
+  <w:abstractNum w:abstractNumId="33" w15:restartNumberingAfterBreak="0">
     <w:nsid w:val="70FC43DF"/>
     <w:multiLevelType w:val="hybridMultilevel"/>
     <w:tmpl w:val="03BCC2EA"/>
@@ -9789,7 +9899,7 @@
       </w:rPr>
     </w:lvl>
   </w:abstractNum>
-  <w:abstractNum w:abstractNumId="33" w15:restartNumberingAfterBreak="0">
+  <w:abstractNum w:abstractNumId="34" w15:restartNumberingAfterBreak="0">
     <w:nsid w:val="719644CB"/>
     <w:multiLevelType w:val="hybridMultilevel"/>
     <w:tmpl w:val="E800CBC6"/>
@@ -9930,7 +10040,7 @@
       </w:rPr>
     </w:lvl>
   </w:abstractNum>
-  <w:abstractNum w:abstractNumId="34" w15:restartNumberingAfterBreak="0">
+  <w:abstractNum w:abstractNumId="35" w15:restartNumberingAfterBreak="0">
     <w:nsid w:val="73624B18"/>
     <w:multiLevelType w:val="multilevel"/>
     <w:tmpl w:val="2C4A5CF6"/>
@@ -10043,7 +10153,7 @@
       </w:pPr>
     </w:lvl>
   </w:abstractNum>
-  <w:abstractNum w:abstractNumId="35" w15:restartNumberingAfterBreak="0">
+  <w:abstractNum w:abstractNumId="36" w15:restartNumberingAfterBreak="0">
     <w:nsid w:val="782D2DC7"/>
     <w:multiLevelType w:val="multilevel"/>
     <w:tmpl w:val="CEDC7092"/>
@@ -10157,112 +10267,115 @@
     </w:lvl>
   </w:abstractNum>
   <w:num w:numId="1" w16cid:durableId="1721056192">
-    <w:abstractNumId w:val="18"/>
+    <w:abstractNumId w:val="19"/>
   </w:num>
   <w:num w:numId="2" w16cid:durableId="931859328">
-    <w:abstractNumId w:val="28"/>
+    <w:abstractNumId w:val="29"/>
   </w:num>
   <w:num w:numId="3" w16cid:durableId="30225250">
-    <w:abstractNumId w:val="16"/>
+    <w:abstractNumId w:val="17"/>
   </w:num>
   <w:num w:numId="4" w16cid:durableId="1336422048">
     <w:abstractNumId w:val="1"/>
   </w:num>
   <w:num w:numId="5" w16cid:durableId="1117798882">
-    <w:abstractNumId w:val="32"/>
+    <w:abstractNumId w:val="33"/>
   </w:num>
   <w:num w:numId="6" w16cid:durableId="1068263344">
-    <w:abstractNumId w:val="8"/>
+    <w:abstractNumId w:val="9"/>
   </w:num>
   <w:num w:numId="7" w16cid:durableId="1466771675">
-    <w:abstractNumId w:val="25"/>
+    <w:abstractNumId w:val="26"/>
   </w:num>
   <w:num w:numId="8" w16cid:durableId="2074964014">
     <w:abstractNumId w:val="0"/>
   </w:num>
   <w:num w:numId="9" w16cid:durableId="143862138">
-    <w:abstractNumId w:val="29"/>
+    <w:abstractNumId w:val="30"/>
   </w:num>
   <w:num w:numId="10" w16cid:durableId="1263955371">
     <w:abstractNumId w:val="2"/>
   </w:num>
   <w:num w:numId="11" w16cid:durableId="658079076">
-    <w:abstractNumId w:val="11"/>
+    <w:abstractNumId w:val="12"/>
   </w:num>
   <w:num w:numId="12" w16cid:durableId="1716543812">
     <w:abstractNumId w:val="4"/>
   </w:num>
   <w:num w:numId="13" w16cid:durableId="1972317950">
+    <w:abstractNumId w:val="23"/>
+  </w:num>
+  <w:num w:numId="14" w16cid:durableId="1399784206">
+    <w:abstractNumId w:val="25"/>
+  </w:num>
+  <w:num w:numId="15" w16cid:durableId="1986205790">
+    <w:abstractNumId w:val="36"/>
+  </w:num>
+  <w:num w:numId="16" w16cid:durableId="1526405707">
+    <w:abstractNumId w:val="18"/>
+  </w:num>
+  <w:num w:numId="17" w16cid:durableId="606735709">
+    <w:abstractNumId w:val="27"/>
+  </w:num>
+  <w:num w:numId="18" w16cid:durableId="952789783">
+    <w:abstractNumId w:val="11"/>
+  </w:num>
+  <w:num w:numId="19" w16cid:durableId="2026399900">
+    <w:abstractNumId w:val="32"/>
+  </w:num>
+  <w:num w:numId="20" w16cid:durableId="145435942">
+    <w:abstractNumId w:val="31"/>
+  </w:num>
+  <w:num w:numId="21" w16cid:durableId="1497765033">
+    <w:abstractNumId w:val="34"/>
+  </w:num>
+  <w:num w:numId="22" w16cid:durableId="846213501">
+    <w:abstractNumId w:val="28"/>
+  </w:num>
+  <w:num w:numId="23" w16cid:durableId="864828705">
     <w:abstractNumId w:val="22"/>
   </w:num>
-  <w:num w:numId="14" w16cid:durableId="1399784206">
+  <w:num w:numId="24" w16cid:durableId="1477524579">
+    <w:abstractNumId w:val="7"/>
+  </w:num>
+  <w:num w:numId="25" w16cid:durableId="830370475">
+    <w:abstractNumId w:val="13"/>
+  </w:num>
+  <w:num w:numId="26" w16cid:durableId="290089363">
+    <w:abstractNumId w:val="20"/>
+  </w:num>
+  <w:num w:numId="27" w16cid:durableId="65614804">
     <w:abstractNumId w:val="24"/>
   </w:num>
-  <w:num w:numId="15" w16cid:durableId="1986205790">
-    <w:abstractNumId w:val="35"/>
-  </w:num>
-  <w:num w:numId="16" w16cid:durableId="1526405707">
-    <w:abstractNumId w:val="17"/>
-  </w:num>
-  <w:num w:numId="17" w16cid:durableId="606735709">
-    <w:abstractNumId w:val="26"/>
-  </w:num>
-  <w:num w:numId="18" w16cid:durableId="952789783">
-    <w:abstractNumId w:val="10"/>
-  </w:num>
-  <w:num w:numId="19" w16cid:durableId="2026399900">
-    <w:abstractNumId w:val="31"/>
-  </w:num>
-  <w:num w:numId="20" w16cid:durableId="145435942">
-    <w:abstractNumId w:val="30"/>
-  </w:num>
-  <w:num w:numId="21" w16cid:durableId="1497765033">
-    <w:abstractNumId w:val="33"/>
-  </w:num>
-  <w:num w:numId="22" w16cid:durableId="846213501">
-    <w:abstractNumId w:val="27"/>
-  </w:num>
-  <w:num w:numId="23" w16cid:durableId="864828705">
-    <w:abstractNumId w:val="21"/>
-  </w:num>
-  <w:num w:numId="24" w16cid:durableId="1477524579">
-    <w:abstractNumId w:val="6"/>
-  </w:num>
-  <w:num w:numId="25" w16cid:durableId="830370475">
-    <w:abstractNumId w:val="12"/>
-  </w:num>
-  <w:num w:numId="26" w16cid:durableId="290089363">
-    <w:abstractNumId w:val="19"/>
-  </w:num>
-  <w:num w:numId="27" w16cid:durableId="65614804">
-    <w:abstractNumId w:val="23"/>
-  </w:num>
   <w:num w:numId="28" w16cid:durableId="202450395">
-    <w:abstractNumId w:val="7"/>
+    <w:abstractNumId w:val="8"/>
   </w:num>
   <w:num w:numId="29" w16cid:durableId="579144581">
     <w:abstractNumId w:val="3"/>
   </w:num>
   <w:num w:numId="30" w16cid:durableId="2079327118">
-    <w:abstractNumId w:val="13"/>
+    <w:abstractNumId w:val="14"/>
   </w:num>
   <w:num w:numId="31" w16cid:durableId="479227003">
-    <w:abstractNumId w:val="9"/>
+    <w:abstractNumId w:val="10"/>
   </w:num>
   <w:num w:numId="32" w16cid:durableId="1744838334">
-    <w:abstractNumId w:val="34"/>
+    <w:abstractNumId w:val="35"/>
   </w:num>
   <w:num w:numId="33" w16cid:durableId="2108848629">
     <w:abstractNumId w:val="5"/>
   </w:num>
   <w:num w:numId="34" w16cid:durableId="1398673102">
+    <w:abstractNumId w:val="16"/>
+  </w:num>
+  <w:num w:numId="35" w16cid:durableId="774714071">
     <w:abstractNumId w:val="15"/>
   </w:num>
-  <w:num w:numId="35" w16cid:durableId="774714071">
-    <w:abstractNumId w:val="14"/>
+  <w:num w:numId="36" w16cid:durableId="544372825">
+    <w:abstractNumId w:val="21"/>
   </w:num>
-  <w:num w:numId="36" w16cid:durableId="544372825">
-    <w:abstractNumId w:val="20"/>
+  <w:num w:numId="37" w16cid:durableId="95054508">
+    <w:abstractNumId w:val="6"/>
   </w:num>
 </w:numbering>
 </file>
